--- a/Evaluation_Réponses.docx
+++ b/Evaluation_Réponses.docx
@@ -11,6 +11,15 @@
           <w:szCs w:val="28"/>
         </w:rPr>
       </w:pPr>
+      <w:r>
+        <w:rPr>
+          <w:b/>
+          <w:bCs/>
+          <w:sz w:val="28"/>
+          <w:szCs w:val="28"/>
+        </w:rPr>
+        <w:t xml:space="preserve">  </w:t>
+      </w:r>
       <w:r>
         <w:rPr>
           <w:b/>
@@ -236,8 +245,6 @@
         </w:rPr>
         <w:t>3. Gérer les cas limites (tableaux vides, valeurs négatives, etc.)</w:t>
       </w:r>
-      <w:bookmarkStart w:id="0" w:name="_GoBack"/>
-      <w:bookmarkEnd w:id="0"/>
       <w:r>
         <w:rPr>
           <w:b/>
@@ -331,6 +338,142 @@
       <w:r>
         <w:t>Une variable est une « boîte » à laquelle on donne un nom (on déclare la variable), et on peut y affecter une valeur. </w:t>
       </w:r>
+      <w:r>
+        <w:t>On peut faire les deux en même temps (initialisation de la variable).</w:t>
+      </w:r>
+    </w:p>
+    <w:p>
+      <w:r>
+        <w:t xml:space="preserve">Syntaxe </w:t>
+      </w:r>
+      <w:proofErr w:type="spellStart"/>
+      <w:r>
+        <w:t>js</w:t>
+      </w:r>
+      <w:proofErr w:type="spellEnd"/>
+      <w:r>
+        <w:t xml:space="preserve"> : let </w:t>
+      </w:r>
+      <w:proofErr w:type="spellStart"/>
+      <w:r>
+        <w:t>nomVariable</w:t>
+      </w:r>
+      <w:proofErr w:type="spellEnd"/>
+      <w:r>
+        <w:t xml:space="preserve"> ; (déclaration), </w:t>
+      </w:r>
+      <w:proofErr w:type="spellStart"/>
+      <w:r>
+        <w:t>nomVariable</w:t>
+      </w:r>
+      <w:proofErr w:type="spellEnd"/>
+      <w:r>
+        <w:t xml:space="preserve"> = x ; (affectation), let </w:t>
+      </w:r>
+      <w:proofErr w:type="spellStart"/>
+      <w:r>
+        <w:t>nomVariable</w:t>
+      </w:r>
+      <w:proofErr w:type="spellEnd"/>
+      <w:r>
+        <w:t xml:space="preserve"> = x ; (initialisation), </w:t>
+      </w:r>
+      <w:proofErr w:type="spellStart"/>
+      <w:r>
+        <w:t>nomVariable</w:t>
+      </w:r>
+      <w:proofErr w:type="spellEnd"/>
+      <w:r>
+        <w:t> ; (lire la variable)</w:t>
+      </w:r>
+    </w:p>
+    <w:p>
+      <w:pPr>
+        <w:pStyle w:val="Titre3"/>
+      </w:pPr>
+      <w:r>
+        <w:t xml:space="preserve">Question </w:t>
+      </w:r>
+      <w:r>
+        <w:t>2</w:t>
+      </w:r>
+      <w:r>
+        <w:t xml:space="preserve"> : Qu'est-ce qu'une fonction ?</w:t>
+      </w:r>
+      <w:r>
+        <w:t xml:space="preserve"> Quelle est la différence entre paramètre et valeur de retour ?</w:t>
+      </w:r>
+    </w:p>
+    <w:p>
+      <w:r>
+        <w:t>Une fonction est un ensemble de code que l’on peut réutiliser simplement. Elle agit comme une « machine », on lui donne une suite d’instruction et il suffit de l’appeler pour obtenir son résultat. Ses paramètres sont des variables qui sont créées au début de la fonction, dans laquelle, lors de l’appel de la fonction, on indique les valeurs à y affecter. La valeur de retour est le résultat de la fonction. Lorsque que l’on appelle une fonction, celle-ci vaut ce résultat. (Pour une fonction qui calcul la somme de a et b, a et b sont les paramètres de la fonction, et la somme obtenue est la valeur de retour).</w:t>
+      </w:r>
+    </w:p>
+    <w:p>
+      <w:r>
+        <w:t xml:space="preserve">Syntaxe </w:t>
+      </w:r>
+      <w:proofErr w:type="spellStart"/>
+      <w:r>
+        <w:t>Js</w:t>
+      </w:r>
+      <w:proofErr w:type="spellEnd"/>
+      <w:r>
+        <w:t xml:space="preserve"> : création de fonction : </w:t>
+      </w:r>
+      <w:proofErr w:type="spellStart"/>
+      <w:r>
+        <w:t>function</w:t>
+      </w:r>
+      <w:proofErr w:type="spellEnd"/>
+      <w:r>
+        <w:t xml:space="preserve"> </w:t>
+      </w:r>
+      <w:proofErr w:type="spellStart"/>
+      <w:r>
+        <w:t>nomFonction</w:t>
+      </w:r>
+      <w:proofErr w:type="spellEnd"/>
+      <w:r>
+        <w:t>(</w:t>
+      </w:r>
+      <w:proofErr w:type="spellStart"/>
+      <w:r>
+        <w:t>nomParamètre</w:t>
+      </w:r>
+      <w:proofErr w:type="spellEnd"/>
+      <w:proofErr w:type="gramStart"/>
+      <w:r>
+        <w:t>){ lignes</w:t>
+      </w:r>
+      <w:proofErr w:type="gramEnd"/>
+      <w:r>
+        <w:t xml:space="preserve"> de code ; return </w:t>
+      </w:r>
+      <w:proofErr w:type="spellStart"/>
+      <w:r>
+        <w:t>valeurRetour</w:t>
+      </w:r>
+      <w:proofErr w:type="spellEnd"/>
+      <w:r>
+        <w:t xml:space="preserve">} , appel de la fonction : </w:t>
+      </w:r>
+      <w:proofErr w:type="spellStart"/>
+      <w:r>
+        <w:t>nomFonction</w:t>
+      </w:r>
+      <w:proofErr w:type="spellEnd"/>
+      <w:r>
+        <w:t xml:space="preserve">(x) -&gt; Cela vaut </w:t>
+      </w:r>
+      <w:proofErr w:type="spellStart"/>
+      <w:r>
+        <w:t>valeurRetour</w:t>
+      </w:r>
+      <w:proofErr w:type="spellEnd"/>
+      <w:r>
+        <w:t>.</w:t>
+      </w:r>
     </w:p>
     <w:p/>
     <w:p>
@@ -341,30 +484,6 @@
         <w:t xml:space="preserve">Question </w:t>
       </w:r>
       <w:r>
-        <w:t>2</w:t>
-      </w:r>
-      <w:r>
-        <w:t xml:space="preserve"> : Qu'est-ce qu'une fonction ?</w:t>
-      </w:r>
-      <w:r>
-        <w:t xml:space="preserve"> Quelle est la différence entre paramètre et valeur de retour ?</w:t>
-      </w:r>
-    </w:p>
-    <w:p>
-      <w:r>
-        <w:t>Une fonction est un ensemble de code que l’on peut réutiliser simplement. Elle agit comme une « machine », on lui donne une suite d’instruction et il suffit de l’appeler pour obtenir son résultat. Ses paramètres sont des variables qui sont créées au début de la fonction, dans laquelle, lors de l’appel de la fonction, on indique les valeurs à y affecter. La valeur de retour est le résultat de la fonction. Lorsque que l’on appelle une fonction, celle-ci vaut ce résultat. (Pour une fonction qui calcul la somme de a et b, a et b sont les paramètres de la fonction, et la somme obtenue est la valeur de retour).</w:t>
-      </w:r>
-    </w:p>
-    <w:p/>
-    <w:p/>
-    <w:p>
-      <w:pPr>
-        <w:pStyle w:val="Titre3"/>
-      </w:pPr>
-      <w:r>
-        <w:t xml:space="preserve">Question </w:t>
-      </w:r>
-      <w:r>
         <w:t>3</w:t>
       </w:r>
       <w:r>
@@ -376,7 +495,58 @@
         <w:t>Un tableau est un type de variable qui contient plusieurs éléments. Ces éléments peuvent être appelés avec leur position dans le tableau (allant de 0 jusqu’à la dernière position.).</w:t>
       </w:r>
     </w:p>
-    <w:p/>
+    <w:p>
+      <w:r>
+        <w:t xml:space="preserve">Syntaxe </w:t>
+      </w:r>
+      <w:proofErr w:type="spellStart"/>
+      <w:r>
+        <w:t>Js</w:t>
+      </w:r>
+      <w:proofErr w:type="spellEnd"/>
+      <w:r>
+        <w:t xml:space="preserve"> : let </w:t>
+      </w:r>
+      <w:proofErr w:type="spellStart"/>
+      <w:r>
+        <w:t>nomTableau</w:t>
+      </w:r>
+      <w:proofErr w:type="spellEnd"/>
+      <w:r>
+        <w:t xml:space="preserve"> = [] ; (créer un tableau vide), let </w:t>
+      </w:r>
+      <w:proofErr w:type="spellStart"/>
+      <w:r>
+        <w:t>nomTableau</w:t>
+      </w:r>
+      <w:proofErr w:type="spellEnd"/>
+      <w:r>
+        <w:t xml:space="preserve"> = [2, 5, 6] ; (Créer un tableau contenant des éléments), </w:t>
+      </w:r>
+      <w:proofErr w:type="spellStart"/>
+      <w:r>
+        <w:t>nomTableau</w:t>
+      </w:r>
+      <w:proofErr w:type="spellEnd"/>
+      <w:r>
+        <w:t xml:space="preserve"> ; (lire le tableau entier), </w:t>
+      </w:r>
+      <w:proofErr w:type="spellStart"/>
+      <w:proofErr w:type="gramStart"/>
+      <w:r>
+        <w:t>nomTableau</w:t>
+      </w:r>
+      <w:proofErr w:type="spellEnd"/>
+      <w:r>
+        <w:t>[</w:t>
+      </w:r>
+      <w:proofErr w:type="gramEnd"/>
+      <w:r>
+        <w:t>2] ; (lire l’élément du tableau en position 2).</w:t>
+      </w:r>
+      <w:bookmarkStart w:id="0" w:name="_GoBack"/>
+      <w:bookmarkEnd w:id="0"/>
+    </w:p>
     <w:p/>
     <w:p/>
     <w:p>
@@ -395,7 +565,6 @@
         </w:rPr>
       </w:pPr>
       <w:r>
-        <w:lastRenderedPageBreak/>
         <w:br w:type="page"/>
       </w:r>
     </w:p>
@@ -636,9 +805,6 @@
         </w:rPr>
       </w:pPr>
       <w:r>
-        <w:rPr>
-          <w:lang w:val="en-US"/>
-        </w:rPr>
         <w:br/>
       </w:r>
       <w:proofErr w:type="gramStart"/>
@@ -1725,7 +1891,7 @@
                             <w:rPr>
                               <w:noProof/>
                             </w:rPr>
-                            <w:t>4</w:t>
+                            <w:t>5</w:t>
                           </w:r>
                           <w:r>
                             <w:fldChar w:fldCharType="end"/>
@@ -1771,7 +1937,7 @@
                       <w:rPr>
                         <w:noProof/>
                       </w:rPr>
-                      <w:t>4</w:t>
+                      <w:t>5</w:t>
                     </w:r>
                     <w:r>
                       <w:fldChar w:fldCharType="end"/>
@@ -1928,7 +2094,7 @@
             </wp:anchor>
           </w:drawing>
         </mc:Choice>
-        <mc:Fallback xmlns:w16sdtfl="http://schemas.microsoft.com/office/word/2024/wordml/sdtformatlock" xmlns:w16sdtdh="http://schemas.microsoft.com/office/word/2020/wordml/sdtdatahash" xmlns:w16du="http://schemas.microsoft.com/office/word/2023/wordml/word16du" xmlns:w16="http://schemas.microsoft.com/office/word/2018/wordml" xmlns:w16cid="http://schemas.microsoft.com/office/word/2016/wordml/cid" xmlns:w16cex="http://schemas.microsoft.com/office/word/2018/wordml/cex" xmlns:w16cei="http://schemas.microsoft.com/office/word/2026/wordml/cei" xmlns:oel="http://schemas.microsoft.com/office/2019/extlst" xmlns:am3d="http://schemas.microsoft.com/office/drawing/2017/model3d" xmlns:aink="http://schemas.microsoft.com/office/drawing/2016/ink" xmlns:cx8="http://schemas.microsoft.com/office/drawing/2016/5/14/chartex" xmlns:cx7="http://schemas.microsoft.com/office/drawing/2016/5/13/chartex" xmlns:cx6="http://schemas.microsoft.com/office/drawing/2016/5/12/chartex" xmlns:cx5="http://schemas.microsoft.com/office/drawing/2016/5/11/chartex" xmlns:cx4="http://schemas.microsoft.com/office/drawing/2016/5/10/chartex" xmlns:cx3="http://schemas.microsoft.com/office/drawing/2016/5/9/chartex" xmlns:cx2="http://schemas.microsoft.com/office/drawing/2015/10/21/chartex">
+        <mc:Fallback xmlns:cx2="http://schemas.microsoft.com/office/drawing/2015/10/21/chartex" xmlns:cx3="http://schemas.microsoft.com/office/drawing/2016/5/9/chartex" xmlns:cx4="http://schemas.microsoft.com/office/drawing/2016/5/10/chartex" xmlns:cx5="http://schemas.microsoft.com/office/drawing/2016/5/11/chartex" xmlns:cx6="http://schemas.microsoft.com/office/drawing/2016/5/12/chartex" xmlns:cx7="http://schemas.microsoft.com/office/drawing/2016/5/13/chartex" xmlns:cx8="http://schemas.microsoft.com/office/drawing/2016/5/14/chartex" xmlns:aink="http://schemas.microsoft.com/office/drawing/2016/ink" xmlns:am3d="http://schemas.microsoft.com/office/drawing/2017/model3d" xmlns:oel="http://schemas.microsoft.com/office/2019/extlst" xmlns:w16cei="http://schemas.microsoft.com/office/word/2026/wordml/cei" xmlns:w16cex="http://schemas.microsoft.com/office/word/2018/wordml/cex" xmlns:w16cid="http://schemas.microsoft.com/office/word/2016/wordml/cid" xmlns:w16="http://schemas.microsoft.com/office/word/2018/wordml" xmlns:w16du="http://schemas.microsoft.com/office/word/2023/wordml/word16du" xmlns:w16sdtdh="http://schemas.microsoft.com/office/word/2020/wordml/sdtdatahash" xmlns:w16sdtfl="http://schemas.microsoft.com/office/word/2024/wordml/sdtformatlock">
           <w:pict>
             <v:shape w14:anchorId="753FCE74" id="Zone de texte 80" o:spid="_x0000_s1027" type="#_x0000_t202" style="position:absolute;margin-left:-39.3pt;margin-top:-28.05pt;width:121.5pt;height:19.4pt;z-index:251659264;visibility:visible;mso-wrap-style:square;mso-width-percent:0;mso-height-percent:0;mso-wrap-distance-left:9pt;mso-wrap-distance-top:0;mso-wrap-distance-right:9pt;mso-wrap-distance-bottom:0;mso-position-horizontal:absolute;mso-position-horizontal-relative:margin;mso-position-vertical:absolute;mso-position-vertical-relative:text;mso-width-percent:0;mso-height-percent:0;mso-width-relative:margin;mso-height-relative:margin;v-text-anchor:middle" o:gfxdata="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" filled="f" stroked="f" strokeweight=".5pt">
               <v:textbox inset="0,0,0,0">
@@ -2025,7 +2191,7 @@
             </wp:anchor>
           </w:drawing>
         </mc:Choice>
-        <mc:Fallback xmlns:w16sdtfl="http://schemas.microsoft.com/office/word/2024/wordml/sdtformatlock" xmlns:w16sdtdh="http://schemas.microsoft.com/office/word/2020/wordml/sdtdatahash" xmlns:w16du="http://schemas.microsoft.com/office/word/2023/wordml/word16du" xmlns:w16="http://schemas.microsoft.com/office/word/2018/wordml" xmlns:w16cid="http://schemas.microsoft.com/office/word/2016/wordml/cid" xmlns:w16cex="http://schemas.microsoft.com/office/word/2018/wordml/cex" xmlns:w16cei="http://schemas.microsoft.com/office/word/2026/wordml/cei" xmlns:oel="http://schemas.microsoft.com/office/2019/extlst" xmlns:am3d="http://schemas.microsoft.com/office/drawing/2017/model3d" xmlns:aink="http://schemas.microsoft.com/office/drawing/2016/ink" xmlns:cx8="http://schemas.microsoft.com/office/drawing/2016/5/14/chartex" xmlns:cx7="http://schemas.microsoft.com/office/drawing/2016/5/13/chartex" xmlns:cx6="http://schemas.microsoft.com/office/drawing/2016/5/12/chartex" xmlns:cx5="http://schemas.microsoft.com/office/drawing/2016/5/11/chartex" xmlns:cx4="http://schemas.microsoft.com/office/drawing/2016/5/10/chartex" xmlns:cx3="http://schemas.microsoft.com/office/drawing/2016/5/9/chartex" xmlns:cx2="http://schemas.microsoft.com/office/drawing/2015/10/21/chartex">
+        <mc:Fallback xmlns:cx2="http://schemas.microsoft.com/office/drawing/2015/10/21/chartex" xmlns:cx3="http://schemas.microsoft.com/office/drawing/2016/5/9/chartex" xmlns:cx4="http://schemas.microsoft.com/office/drawing/2016/5/10/chartex" xmlns:cx5="http://schemas.microsoft.com/office/drawing/2016/5/11/chartex" xmlns:cx6="http://schemas.microsoft.com/office/drawing/2016/5/12/chartex" xmlns:cx7="http://schemas.microsoft.com/office/drawing/2016/5/13/chartex" xmlns:cx8="http://schemas.microsoft.com/office/drawing/2016/5/14/chartex" xmlns:aink="http://schemas.microsoft.com/office/drawing/2016/ink" xmlns:am3d="http://schemas.microsoft.com/office/drawing/2017/model3d" xmlns:oel="http://schemas.microsoft.com/office/2019/extlst" xmlns:w16cei="http://schemas.microsoft.com/office/word/2026/wordml/cei" xmlns:w16cex="http://schemas.microsoft.com/office/word/2018/wordml/cex" xmlns:w16cid="http://schemas.microsoft.com/office/word/2016/wordml/cid" xmlns:w16="http://schemas.microsoft.com/office/word/2018/wordml" xmlns:w16du="http://schemas.microsoft.com/office/word/2023/wordml/word16du" xmlns:w16sdtdh="http://schemas.microsoft.com/office/word/2020/wordml/sdtdatahash" xmlns:w16sdtfl="http://schemas.microsoft.com/office/word/2024/wordml/sdtformatlock">
           <w:pict>
             <v:shape w14:anchorId="1C6F5B37" id="Zone de texte 83" o:spid="_x0000_s1028" type="#_x0000_t202" style="position:absolute;margin-left:87.15pt;margin-top:5.5pt;width:107.25pt;height:19.4pt;z-index:251661312;visibility:visible;mso-wrap-style:square;mso-width-percent:0;mso-height-percent:0;mso-wrap-distance-left:9pt;mso-wrap-distance-top:0;mso-wrap-distance-right:9pt;mso-wrap-distance-bottom:0;mso-position-horizontal:absolute;mso-position-horizontal-relative:margin;mso-position-vertical:absolute;mso-position-vertical-relative:text;mso-width-percent:0;mso-height-percent:0;mso-width-relative:margin;mso-height-relative:margin;v-text-anchor:middle" o:gfxdata="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" filled="f" stroked="f" strokeweight=".5pt">
               <v:textbox inset="0,0,0,0">
@@ -2136,7 +2302,7 @@
             </wp:anchor>
           </w:drawing>
         </mc:Choice>
-        <mc:Fallback xmlns:w16sdtfl="http://schemas.microsoft.com/office/word/2024/wordml/sdtformatlock" xmlns:w16sdtdh="http://schemas.microsoft.com/office/word/2020/wordml/sdtdatahash" xmlns:w16du="http://schemas.microsoft.com/office/word/2023/wordml/word16du" xmlns:w16="http://schemas.microsoft.com/office/word/2018/wordml" xmlns:w16cid="http://schemas.microsoft.com/office/word/2016/wordml/cid" xmlns:w16cex="http://schemas.microsoft.com/office/word/2018/wordml/cex" xmlns:w16cei="http://schemas.microsoft.com/office/word/2026/wordml/cei" xmlns:oel="http://schemas.microsoft.com/office/2019/extlst" xmlns:am3d="http://schemas.microsoft.com/office/drawing/2017/model3d" xmlns:aink="http://schemas.microsoft.com/office/drawing/2016/ink" xmlns:cx8="http://schemas.microsoft.com/office/drawing/2016/5/14/chartex" xmlns:cx7="http://schemas.microsoft.com/office/drawing/2016/5/13/chartex" xmlns:cx6="http://schemas.microsoft.com/office/drawing/2016/5/12/chartex" xmlns:cx5="http://schemas.microsoft.com/office/drawing/2016/5/11/chartex" xmlns:cx4="http://schemas.microsoft.com/office/drawing/2016/5/10/chartex" xmlns:cx3="http://schemas.microsoft.com/office/drawing/2016/5/9/chartex" xmlns:cx2="http://schemas.microsoft.com/office/drawing/2015/10/21/chartex">
+        <mc:Fallback xmlns:cx2="http://schemas.microsoft.com/office/drawing/2015/10/21/chartex" xmlns:cx3="http://schemas.microsoft.com/office/drawing/2016/5/9/chartex" xmlns:cx4="http://schemas.microsoft.com/office/drawing/2016/5/10/chartex" xmlns:cx5="http://schemas.microsoft.com/office/drawing/2016/5/11/chartex" xmlns:cx6="http://schemas.microsoft.com/office/drawing/2016/5/12/chartex" xmlns:cx7="http://schemas.microsoft.com/office/drawing/2016/5/13/chartex" xmlns:cx8="http://schemas.microsoft.com/office/drawing/2016/5/14/chartex" xmlns:aink="http://schemas.microsoft.com/office/drawing/2016/ink" xmlns:am3d="http://schemas.microsoft.com/office/drawing/2017/model3d" xmlns:oel="http://schemas.microsoft.com/office/2019/extlst" xmlns:w16cei="http://schemas.microsoft.com/office/word/2026/wordml/cei" xmlns:w16cex="http://schemas.microsoft.com/office/word/2018/wordml/cex" xmlns:w16cid="http://schemas.microsoft.com/office/word/2016/wordml/cid" xmlns:w16="http://schemas.microsoft.com/office/word/2018/wordml" xmlns:w16du="http://schemas.microsoft.com/office/word/2023/wordml/word16du" xmlns:w16sdtdh="http://schemas.microsoft.com/office/word/2020/wordml/sdtdatahash" xmlns:w16sdtfl="http://schemas.microsoft.com/office/word/2024/wordml/sdtformatlock">
           <w:pict>
             <v:shape w14:anchorId="2A3B4A50" id="Zone de texte 84" o:spid="_x0000_s1029" type="#_x0000_t202" style="position:absolute;margin-left:87.9pt;margin-top:-27.35pt;width:107.25pt;height:19.4pt;z-index:251663360;visibility:visible;mso-wrap-style:square;mso-width-percent:0;mso-height-percent:0;mso-wrap-distance-left:9pt;mso-wrap-distance-top:0;mso-wrap-distance-right:9pt;mso-wrap-distance-bottom:0;mso-position-horizontal:absolute;mso-position-horizontal-relative:margin;mso-position-vertical:absolute;mso-position-vertical-relative:text;mso-width-percent:0;mso-height-percent:0;mso-width-relative:margin;mso-height-relative:margin;v-text-anchor:middle" o:gfxdata="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" filled="f" stroked="f" strokeweight=".5pt">
               <v:textbox inset="0,0,0,0">
@@ -3966,7 +4132,7 @@
 </file>
 
 <file path=customXml/itemProps1.xml><?xml version="1.0" encoding="utf-8"?>
-<ds:datastoreItem xmlns:ds="http://schemas.openxmlformats.org/officeDocument/2006/customXml" ds:itemID="{24BF94BD-0693-4B27-9322-EF875C7B7F0A}">
+<ds:datastoreItem xmlns:ds="http://schemas.openxmlformats.org/officeDocument/2006/customXml" ds:itemID="{1DC5F3C1-FABD-4690-BC25-53206CE39222}">
   <ds:schemaRefs>
     <ds:schemaRef ds:uri="http://schemas.openxmlformats.org/officeDocument/2006/bibliography"/>
   </ds:schemaRefs>
